--- a/engine/phdc_study/PHDC_Bibliography_30-08-2026.docx
+++ b/engine/phdc_study/PHDC_Bibliography_30-08-2026.docx
@@ -68,6 +68,9 @@
         <w:gridCol w:w="2493"/>
       </w:tblGrid>
       <w:tr>
+        <w:trPr>
+          <w:tblHeader w:val="true"/>
+        </w:trPr>
         <w:tc>
           <w:tcPr>
             <w:tcW w:type="dxa" w:w="2494"/>
@@ -816,6 +819,9 @@
         <w:gridCol w:w="1662"/>
       </w:tblGrid>
       <w:tr>
+        <w:trPr>
+          <w:tblHeader w:val="true"/>
+        </w:trPr>
         <w:tc>
           <w:tcPr>
             <w:tcW w:type="dxa" w:w="1814"/>
@@ -3586,6 +3592,9 @@
         <w:gridCol w:w="1662"/>
       </w:tblGrid>
       <w:tr>
+        <w:trPr>
+          <w:tblHeader w:val="true"/>
+        </w:trPr>
         <w:tc>
           <w:tcPr>
             <w:tcW w:type="dxa" w:w="1814"/>
@@ -4494,6 +4503,9 @@
         <w:gridCol w:w="1662"/>
       </w:tblGrid>
       <w:tr>
+        <w:trPr>
+          <w:tblHeader w:val="true"/>
+        </w:trPr>
         <w:tc>
           <w:tcPr>
             <w:tcW w:type="dxa" w:w="1814"/>
@@ -5108,6 +5120,9 @@
         <w:gridCol w:w="1662"/>
       </w:tblGrid>
       <w:tr>
+        <w:trPr>
+          <w:tblHeader w:val="true"/>
+        </w:trPr>
         <w:tc>
           <w:tcPr>
             <w:tcW w:type="dxa" w:w="1814"/>
@@ -6604,6 +6619,9 @@
         <w:gridCol w:w="1662"/>
       </w:tblGrid>
       <w:tr>
+        <w:trPr>
+          <w:tblHeader w:val="true"/>
+        </w:trPr>
         <w:tc>
           <w:tcPr>
             <w:tcW w:type="dxa" w:w="1814"/>
@@ -7677,6 +7695,104 @@
                 <w:sz w:val="15"/>
               </w:rPr>
               <w:t>PHD 1Q2026 earnings release, 20 May 2026, via https://ir.palmhillsdevelopments.com/en-us/financial/resultcenter</w:t>
+            </w:r>
+          </w:p>
+        </w:tc>
+      </w:tr>
+      <w:tr>
+        <w:tc>
+          <w:tcPr>
+            <w:tcW w:type="dxa" w:w="1814"/>
+          </w:tcPr>
+          <w:p>
+            <w:r/>
+            <w:r>
+              <w:rPr>
+                <w:color w:val="1A1D21"/>
+                <w:sz w:val="15"/>
+              </w:rPr>
+              <w:t>revenue 1q26 yoy</w:t>
+            </w:r>
+          </w:p>
+        </w:tc>
+        <w:tc>
+          <w:tcPr>
+            <w:tcW w:type="dxa" w:w="1191"/>
+          </w:tcPr>
+          <w:p>
+            <w:pPr>
+              <w:jc w:val="right"/>
+            </w:pPr>
+            <w:r/>
+            <w:r>
+              <w:rPr>
+                <w:color w:val="1A1D21"/>
+                <w:sz w:val="15"/>
+              </w:rPr>
+              <w:t>0.11</w:t>
+            </w:r>
+          </w:p>
+        </w:tc>
+        <w:tc>
+          <w:tcPr>
+            <w:tcW w:type="dxa" w:w="907"/>
+          </w:tcPr>
+          <w:p>
+            <w:r/>
+            <w:r>
+              <w:rPr>
+                <w:color w:val="1A1D21"/>
+                <w:sz w:val="15"/>
+              </w:rPr>
+              <w:t>YoY</w:t>
+            </w:r>
+          </w:p>
+        </w:tc>
+        <w:tc>
+          <w:tcPr>
+            <w:tcW w:type="dxa" w:w="1077"/>
+          </w:tcPr>
+          <w:p>
+            <w:pPr>
+              <w:jc w:val="right"/>
+            </w:pPr>
+            <w:r/>
+            <w:r>
+              <w:rPr>
+                <w:color w:val="1A1D21"/>
+                <w:sz w:val="15"/>
+              </w:rPr>
+              <w:t>2026-03-31</w:t>
+            </w:r>
+          </w:p>
+        </w:tc>
+        <w:tc>
+          <w:tcPr>
+            <w:tcW w:type="dxa" w:w="794"/>
+          </w:tcPr>
+          <w:p>
+            <w:r/>
+            <w:r>
+              <w:rPr>
+                <w:color w:val="1A1D21"/>
+                <w:sz w:val="15"/>
+              </w:rPr>
+              <w:t>A</w:t>
+            </w:r>
+          </w:p>
+        </w:tc>
+        <w:tc>
+          <w:tcPr>
+            <w:tcW w:type="dxa" w:w="3628"/>
+          </w:tcPr>
+          <w:p>
+            <w:r/>
+            <w:r>
+              <w:rPr>
+                <w:color w:val="1A1D21"/>
+                <w:sz w:val="15"/>
+              </w:rPr>
+              <w:t>PHD 1Q2026 earnings release, 20 May 2026, via https://ir.palmhillsdevelopments.com/en-us/financial/resultcenter — "Revenue reached EGP 9.3 billion in 1Q2026, up 11% YoY"</w:t>
             </w:r>
           </w:p>
         </w:tc>
@@ -8002,6 +8118,9 @@
         <w:gridCol w:w="1662"/>
       </w:tblGrid>
       <w:tr>
+        <w:trPr>
+          <w:tblHeader w:val="true"/>
+        </w:trPr>
         <w:tc>
           <w:tcPr>
             <w:tcW w:type="dxa" w:w="1814"/>
@@ -8319,6 +8438,9 @@
         <w:gridCol w:w="3324"/>
       </w:tblGrid>
       <w:tr>
+        <w:trPr>
+          <w:tblHeader w:val="true"/>
+        </w:trPr>
         <w:tc>
           <w:tcPr>
             <w:tcW w:type="dxa" w:w="1928"/>
@@ -8673,6 +8795,9 @@
         <w:gridCol w:w="4986"/>
       </w:tblGrid>
       <w:tr>
+        <w:trPr>
+          <w:tblHeader w:val="true"/>
+        </w:trPr>
         <w:tc>
           <w:tcPr>
             <w:tcW w:type="dxa" w:w="3175"/>
@@ -8891,6 +9016,9 @@
         <w:gridCol w:w="2493"/>
       </w:tblGrid>
       <w:tr>
+        <w:trPr>
+          <w:tblHeader w:val="true"/>
+        </w:trPr>
         <w:tc>
           <w:tcPr>
             <w:tcW w:type="dxa" w:w="2041"/>
@@ -9227,6 +9355,9 @@
         <w:gridCol w:w="4986"/>
       </w:tblGrid>
       <w:tr>
+        <w:trPr>
+          <w:tblHeader w:val="true"/>
+        </w:trPr>
         <w:tc>
           <w:tcPr>
             <w:tcW w:type="dxa" w:w="2268"/>

--- a/engine/phdc_study/PHDC_Bibliography_30-08-2026.docx
+++ b/engine/phdc_study/PHDC_Bibliography_30-08-2026.docx
@@ -62,10 +62,10 @@
         <w:tblLayout w:type="fixed"/>
       </w:tblPr>
       <w:tblGrid>
-        <w:gridCol w:w="2493"/>
-        <w:gridCol w:w="2493"/>
-        <w:gridCol w:w="2493"/>
-        <w:gridCol w:w="2493"/>
+        <w:gridCol w:w="2495"/>
+        <w:gridCol w:w="1814"/>
+        <w:gridCol w:w="2041"/>
+        <w:gridCol w:w="3062"/>
       </w:tblGrid>
       <w:tr>
         <w:trPr>
@@ -137,6 +137,9 @@
         </w:tc>
       </w:tr>
       <w:tr>
+        <w:trPr>
+          <w:cantSplit/>
+        </w:trPr>
         <w:tc>
           <w:tcPr>
             <w:tcW w:type="dxa" w:w="2494"/>
@@ -199,6 +202,9 @@
         </w:tc>
       </w:tr>
       <w:tr>
+        <w:trPr>
+          <w:cantSplit/>
+        </w:trPr>
         <w:tc>
           <w:tcPr>
             <w:tcW w:type="dxa" w:w="2494"/>
@@ -261,6 +267,9 @@
         </w:tc>
       </w:tr>
       <w:tr>
+        <w:trPr>
+          <w:cantSplit/>
+        </w:trPr>
         <w:tc>
           <w:tcPr>
             <w:tcW w:type="dxa" w:w="2494"/>
@@ -323,6 +332,9 @@
         </w:tc>
       </w:tr>
       <w:tr>
+        <w:trPr>
+          <w:cantSplit/>
+        </w:trPr>
         <w:tc>
           <w:tcPr>
             <w:tcW w:type="dxa" w:w="2494"/>
@@ -385,6 +397,9 @@
         </w:tc>
       </w:tr>
       <w:tr>
+        <w:trPr>
+          <w:cantSplit/>
+        </w:trPr>
         <w:tc>
           <w:tcPr>
             <w:tcW w:type="dxa" w:w="2494"/>
@@ -447,6 +462,9 @@
         </w:tc>
       </w:tr>
       <w:tr>
+        <w:trPr>
+          <w:cantSplit/>
+        </w:trPr>
         <w:tc>
           <w:tcPr>
             <w:tcW w:type="dxa" w:w="2494"/>
@@ -509,6 +527,9 @@
         </w:tc>
       </w:tr>
       <w:tr>
+        <w:trPr>
+          <w:cantSplit/>
+        </w:trPr>
         <w:tc>
           <w:tcPr>
             <w:tcW w:type="dxa" w:w="2494"/>
@@ -571,6 +592,9 @@
         </w:tc>
       </w:tr>
       <w:tr>
+        <w:trPr>
+          <w:cantSplit/>
+        </w:trPr>
         <w:tc>
           <w:tcPr>
             <w:tcW w:type="dxa" w:w="2494"/>
@@ -633,6 +657,9 @@
         </w:tc>
       </w:tr>
       <w:tr>
+        <w:trPr>
+          <w:cantSplit/>
+        </w:trPr>
         <w:tc>
           <w:tcPr>
             <w:tcW w:type="dxa" w:w="2494"/>
@@ -695,6 +722,9 @@
         </w:tc>
       </w:tr>
       <w:tr>
+        <w:trPr>
+          <w:cantSplit/>
+        </w:trPr>
         <w:tc>
           <w:tcPr>
             <w:tcW w:type="dxa" w:w="2494"/>
@@ -811,12 +841,12 @@
         <w:tblLayout w:type="fixed"/>
       </w:tblPr>
       <w:tblGrid>
-        <w:gridCol w:w="1662"/>
-        <w:gridCol w:w="1662"/>
-        <w:gridCol w:w="1662"/>
-        <w:gridCol w:w="1662"/>
-        <w:gridCol w:w="1662"/>
-        <w:gridCol w:w="1662"/>
+        <w:gridCol w:w="1814"/>
+        <w:gridCol w:w="1191"/>
+        <w:gridCol w:w="907"/>
+        <w:gridCol w:w="1077"/>
+        <w:gridCol w:w="794"/>
+        <w:gridCol w:w="3629"/>
       </w:tblGrid>
       <w:tr>
         <w:trPr>
@@ -920,6 +950,9 @@
         </w:tc>
       </w:tr>
       <w:tr>
+        <w:trPr>
+          <w:cantSplit/>
+        </w:trPr>
         <w:tc>
           <w:tcPr>
             <w:tcW w:type="dxa" w:w="1814"/>
@@ -1018,6 +1051,9 @@
         </w:tc>
       </w:tr>
       <w:tr>
+        <w:trPr>
+          <w:cantSplit/>
+        </w:trPr>
         <w:tc>
           <w:tcPr>
             <w:tcW w:type="dxa" w:w="1814"/>
@@ -1116,6 +1152,9 @@
         </w:tc>
       </w:tr>
       <w:tr>
+        <w:trPr>
+          <w:cantSplit/>
+        </w:trPr>
         <w:tc>
           <w:tcPr>
             <w:tcW w:type="dxa" w:w="1814"/>
@@ -1214,6 +1253,9 @@
         </w:tc>
       </w:tr>
       <w:tr>
+        <w:trPr>
+          <w:cantSplit/>
+        </w:trPr>
         <w:tc>
           <w:tcPr>
             <w:tcW w:type="dxa" w:w="1814"/>
@@ -1312,6 +1354,9 @@
         </w:tc>
       </w:tr>
       <w:tr>
+        <w:trPr>
+          <w:cantSplit/>
+        </w:trPr>
         <w:tc>
           <w:tcPr>
             <w:tcW w:type="dxa" w:w="1814"/>
@@ -1410,6 +1455,9 @@
         </w:tc>
       </w:tr>
       <w:tr>
+        <w:trPr>
+          <w:cantSplit/>
+        </w:trPr>
         <w:tc>
           <w:tcPr>
             <w:tcW w:type="dxa" w:w="1814"/>
@@ -1508,6 +1556,9 @@
         </w:tc>
       </w:tr>
       <w:tr>
+        <w:trPr>
+          <w:cantSplit/>
+        </w:trPr>
         <w:tc>
           <w:tcPr>
             <w:tcW w:type="dxa" w:w="1814"/>
@@ -1606,6 +1657,9 @@
         </w:tc>
       </w:tr>
       <w:tr>
+        <w:trPr>
+          <w:cantSplit/>
+        </w:trPr>
         <w:tc>
           <w:tcPr>
             <w:tcW w:type="dxa" w:w="1814"/>
@@ -1704,6 +1758,9 @@
         </w:tc>
       </w:tr>
       <w:tr>
+        <w:trPr>
+          <w:cantSplit/>
+        </w:trPr>
         <w:tc>
           <w:tcPr>
             <w:tcW w:type="dxa" w:w="1814"/>
@@ -1802,6 +1859,9 @@
         </w:tc>
       </w:tr>
       <w:tr>
+        <w:trPr>
+          <w:cantSplit/>
+        </w:trPr>
         <w:tc>
           <w:tcPr>
             <w:tcW w:type="dxa" w:w="1814"/>
@@ -1900,6 +1960,9 @@
         </w:tc>
       </w:tr>
       <w:tr>
+        <w:trPr>
+          <w:cantSplit/>
+        </w:trPr>
         <w:tc>
           <w:tcPr>
             <w:tcW w:type="dxa" w:w="1814"/>
@@ -1998,6 +2061,9 @@
         </w:tc>
       </w:tr>
       <w:tr>
+        <w:trPr>
+          <w:cantSplit/>
+        </w:trPr>
         <w:tc>
           <w:tcPr>
             <w:tcW w:type="dxa" w:w="1814"/>
@@ -2096,6 +2162,9 @@
         </w:tc>
       </w:tr>
       <w:tr>
+        <w:trPr>
+          <w:cantSplit/>
+        </w:trPr>
         <w:tc>
           <w:tcPr>
             <w:tcW w:type="dxa" w:w="1814"/>
@@ -2194,6 +2263,9 @@
         </w:tc>
       </w:tr>
       <w:tr>
+        <w:trPr>
+          <w:cantSplit/>
+        </w:trPr>
         <w:tc>
           <w:tcPr>
             <w:tcW w:type="dxa" w:w="1814"/>
@@ -2292,6 +2364,9 @@
         </w:tc>
       </w:tr>
       <w:tr>
+        <w:trPr>
+          <w:cantSplit/>
+        </w:trPr>
         <w:tc>
           <w:tcPr>
             <w:tcW w:type="dxa" w:w="1814"/>
@@ -2390,6 +2465,9 @@
         </w:tc>
       </w:tr>
       <w:tr>
+        <w:trPr>
+          <w:cantSplit/>
+        </w:trPr>
         <w:tc>
           <w:tcPr>
             <w:tcW w:type="dxa" w:w="1814"/>
@@ -2488,6 +2566,9 @@
         </w:tc>
       </w:tr>
       <w:tr>
+        <w:trPr>
+          <w:cantSplit/>
+        </w:trPr>
         <w:tc>
           <w:tcPr>
             <w:tcW w:type="dxa" w:w="1814"/>
@@ -2586,6 +2667,9 @@
         </w:tc>
       </w:tr>
       <w:tr>
+        <w:trPr>
+          <w:cantSplit/>
+        </w:trPr>
         <w:tc>
           <w:tcPr>
             <w:tcW w:type="dxa" w:w="1814"/>
@@ -2684,6 +2768,9 @@
         </w:tc>
       </w:tr>
       <w:tr>
+        <w:trPr>
+          <w:cantSplit/>
+        </w:trPr>
         <w:tc>
           <w:tcPr>
             <w:tcW w:type="dxa" w:w="1814"/>
@@ -2782,6 +2869,9 @@
         </w:tc>
       </w:tr>
       <w:tr>
+        <w:trPr>
+          <w:cantSplit/>
+        </w:trPr>
         <w:tc>
           <w:tcPr>
             <w:tcW w:type="dxa" w:w="1814"/>
@@ -2880,6 +2970,9 @@
         </w:tc>
       </w:tr>
       <w:tr>
+        <w:trPr>
+          <w:cantSplit/>
+        </w:trPr>
         <w:tc>
           <w:tcPr>
             <w:tcW w:type="dxa" w:w="1814"/>
@@ -2978,6 +3071,9 @@
         </w:tc>
       </w:tr>
       <w:tr>
+        <w:trPr>
+          <w:cantSplit/>
+        </w:trPr>
         <w:tc>
           <w:tcPr>
             <w:tcW w:type="dxa" w:w="1814"/>
@@ -3076,6 +3172,9 @@
         </w:tc>
       </w:tr>
       <w:tr>
+        <w:trPr>
+          <w:cantSplit/>
+        </w:trPr>
         <w:tc>
           <w:tcPr>
             <w:tcW w:type="dxa" w:w="1814"/>
@@ -3174,6 +3273,9 @@
         </w:tc>
       </w:tr>
       <w:tr>
+        <w:trPr>
+          <w:cantSplit/>
+        </w:trPr>
         <w:tc>
           <w:tcPr>
             <w:tcW w:type="dxa" w:w="1814"/>
@@ -3272,6 +3374,9 @@
         </w:tc>
       </w:tr>
       <w:tr>
+        <w:trPr>
+          <w:cantSplit/>
+        </w:trPr>
         <w:tc>
           <w:tcPr>
             <w:tcW w:type="dxa" w:w="1814"/>
@@ -3370,6 +3475,9 @@
         </w:tc>
       </w:tr>
       <w:tr>
+        <w:trPr>
+          <w:cantSplit/>
+        </w:trPr>
         <w:tc>
           <w:tcPr>
             <w:tcW w:type="dxa" w:w="1814"/>
@@ -3468,6 +3576,9 @@
         </w:tc>
       </w:tr>
       <w:tr>
+        <w:trPr>
+          <w:cantSplit/>
+        </w:trPr>
         <w:tc>
           <w:tcPr>
             <w:tcW w:type="dxa" w:w="1814"/>
@@ -3566,6 +3677,19 @@
         </w:tc>
       </w:tr>
     </w:tbl>
+    <w:p>
+      <w:pPr>
+        <w:spacing w:after="80"/>
+      </w:pPr>
+      <w:r>
+        <w:rPr>
+          <w:b w:val="0"/>
+          <w:i w:val="0"/>
+          <w:color w:val="1A1D21"/>
+          <w:sz w:val="8"/>
+        </w:rPr>
+      </w:r>
+    </w:p>
     <w:p>
       <w:pPr>
         <w:pStyle w:val="Heading3"/>
@@ -3584,12 +3708,12 @@
         <w:tblLayout w:type="fixed"/>
       </w:tblPr>
       <w:tblGrid>
-        <w:gridCol w:w="1662"/>
-        <w:gridCol w:w="1662"/>
-        <w:gridCol w:w="1662"/>
-        <w:gridCol w:w="1662"/>
-        <w:gridCol w:w="1662"/>
-        <w:gridCol w:w="1662"/>
+        <w:gridCol w:w="1814"/>
+        <w:gridCol w:w="1191"/>
+        <w:gridCol w:w="907"/>
+        <w:gridCol w:w="1077"/>
+        <w:gridCol w:w="794"/>
+        <w:gridCol w:w="3629"/>
       </w:tblGrid>
       <w:tr>
         <w:trPr>
@@ -3693,6 +3817,9 @@
         </w:tc>
       </w:tr>
       <w:tr>
+        <w:trPr>
+          <w:cantSplit/>
+        </w:trPr>
         <w:tc>
           <w:tcPr>
             <w:tcW w:type="dxa" w:w="1814"/>
@@ -3791,6 +3918,9 @@
         </w:tc>
       </w:tr>
       <w:tr>
+        <w:trPr>
+          <w:cantSplit/>
+        </w:trPr>
         <w:tc>
           <w:tcPr>
             <w:tcW w:type="dxa" w:w="1814"/>
@@ -3889,6 +4019,9 @@
         </w:tc>
       </w:tr>
       <w:tr>
+        <w:trPr>
+          <w:cantSplit/>
+        </w:trPr>
         <w:tc>
           <w:tcPr>
             <w:tcW w:type="dxa" w:w="1814"/>
@@ -3987,6 +4120,9 @@
         </w:tc>
       </w:tr>
       <w:tr>
+        <w:trPr>
+          <w:cantSplit/>
+        </w:trPr>
         <w:tc>
           <w:tcPr>
             <w:tcW w:type="dxa" w:w="1814"/>
@@ -4085,6 +4221,9 @@
         </w:tc>
       </w:tr>
       <w:tr>
+        <w:trPr>
+          <w:cantSplit/>
+        </w:trPr>
         <w:tc>
           <w:tcPr>
             <w:tcW w:type="dxa" w:w="1814"/>
@@ -4183,6 +4322,9 @@
         </w:tc>
       </w:tr>
       <w:tr>
+        <w:trPr>
+          <w:cantSplit/>
+        </w:trPr>
         <w:tc>
           <w:tcPr>
             <w:tcW w:type="dxa" w:w="1814"/>
@@ -4281,6 +4423,9 @@
         </w:tc>
       </w:tr>
       <w:tr>
+        <w:trPr>
+          <w:cantSplit/>
+        </w:trPr>
         <w:tc>
           <w:tcPr>
             <w:tcW w:type="dxa" w:w="1814"/>
@@ -4379,6 +4524,9 @@
         </w:tc>
       </w:tr>
       <w:tr>
+        <w:trPr>
+          <w:cantSplit/>
+        </w:trPr>
         <w:tc>
           <w:tcPr>
             <w:tcW w:type="dxa" w:w="1814"/>
@@ -4477,6 +4625,19 @@
         </w:tc>
       </w:tr>
     </w:tbl>
+    <w:p>
+      <w:pPr>
+        <w:spacing w:after="80"/>
+      </w:pPr>
+      <w:r>
+        <w:rPr>
+          <w:b w:val="0"/>
+          <w:i w:val="0"/>
+          <w:color w:val="1A1D21"/>
+          <w:sz w:val="8"/>
+        </w:rPr>
+      </w:r>
+    </w:p>
     <w:p>
       <w:pPr>
         <w:pStyle w:val="Heading3"/>
@@ -4495,12 +4656,12 @@
         <w:tblLayout w:type="fixed"/>
       </w:tblPr>
       <w:tblGrid>
-        <w:gridCol w:w="1662"/>
-        <w:gridCol w:w="1662"/>
-        <w:gridCol w:w="1662"/>
-        <w:gridCol w:w="1662"/>
-        <w:gridCol w:w="1662"/>
-        <w:gridCol w:w="1662"/>
+        <w:gridCol w:w="1814"/>
+        <w:gridCol w:w="1191"/>
+        <w:gridCol w:w="907"/>
+        <w:gridCol w:w="1077"/>
+        <w:gridCol w:w="794"/>
+        <w:gridCol w:w="3629"/>
       </w:tblGrid>
       <w:tr>
         <w:trPr>
@@ -4604,6 +4765,9 @@
         </w:tc>
       </w:tr>
       <w:tr>
+        <w:trPr>
+          <w:cantSplit/>
+        </w:trPr>
         <w:tc>
           <w:tcPr>
             <w:tcW w:type="dxa" w:w="1814"/>
@@ -4702,6 +4866,9 @@
         </w:tc>
       </w:tr>
       <w:tr>
+        <w:trPr>
+          <w:cantSplit/>
+        </w:trPr>
         <w:tc>
           <w:tcPr>
             <w:tcW w:type="dxa" w:w="1814"/>
@@ -4800,6 +4967,9 @@
         </w:tc>
       </w:tr>
       <w:tr>
+        <w:trPr>
+          <w:cantSplit/>
+        </w:trPr>
         <w:tc>
           <w:tcPr>
             <w:tcW w:type="dxa" w:w="1814"/>
@@ -4898,6 +5068,9 @@
         </w:tc>
       </w:tr>
       <w:tr>
+        <w:trPr>
+          <w:cantSplit/>
+        </w:trPr>
         <w:tc>
           <w:tcPr>
             <w:tcW w:type="dxa" w:w="1814"/>
@@ -4996,6 +5169,9 @@
         </w:tc>
       </w:tr>
       <w:tr>
+        <w:trPr>
+          <w:cantSplit/>
+        </w:trPr>
         <w:tc>
           <w:tcPr>
             <w:tcW w:type="dxa" w:w="1814"/>
@@ -5094,6 +5270,19 @@
         </w:tc>
       </w:tr>
     </w:tbl>
+    <w:p>
+      <w:pPr>
+        <w:spacing w:after="80"/>
+      </w:pPr>
+      <w:r>
+        <w:rPr>
+          <w:b w:val="0"/>
+          <w:i w:val="0"/>
+          <w:color w:val="1A1D21"/>
+          <w:sz w:val="8"/>
+        </w:rPr>
+      </w:r>
+    </w:p>
     <w:p>
       <w:pPr>
         <w:pStyle w:val="Heading3"/>
@@ -5112,12 +5301,12 @@
         <w:tblLayout w:type="fixed"/>
       </w:tblPr>
       <w:tblGrid>
-        <w:gridCol w:w="1662"/>
-        <w:gridCol w:w="1662"/>
-        <w:gridCol w:w="1662"/>
-        <w:gridCol w:w="1662"/>
-        <w:gridCol w:w="1662"/>
-        <w:gridCol w:w="1662"/>
+        <w:gridCol w:w="1814"/>
+        <w:gridCol w:w="1191"/>
+        <w:gridCol w:w="907"/>
+        <w:gridCol w:w="1077"/>
+        <w:gridCol w:w="794"/>
+        <w:gridCol w:w="3629"/>
       </w:tblGrid>
       <w:tr>
         <w:trPr>
@@ -5221,6 +5410,9 @@
         </w:tc>
       </w:tr>
       <w:tr>
+        <w:trPr>
+          <w:cantSplit/>
+        </w:trPr>
         <w:tc>
           <w:tcPr>
             <w:tcW w:type="dxa" w:w="1814"/>
@@ -5319,6 +5511,9 @@
         </w:tc>
       </w:tr>
       <w:tr>
+        <w:trPr>
+          <w:cantSplit/>
+        </w:trPr>
         <w:tc>
           <w:tcPr>
             <w:tcW w:type="dxa" w:w="1814"/>
@@ -5417,6 +5612,9 @@
         </w:tc>
       </w:tr>
       <w:tr>
+        <w:trPr>
+          <w:cantSplit/>
+        </w:trPr>
         <w:tc>
           <w:tcPr>
             <w:tcW w:type="dxa" w:w="1814"/>
@@ -5515,6 +5713,9 @@
         </w:tc>
       </w:tr>
       <w:tr>
+        <w:trPr>
+          <w:cantSplit/>
+        </w:trPr>
         <w:tc>
           <w:tcPr>
             <w:tcW w:type="dxa" w:w="1814"/>
@@ -5613,6 +5814,9 @@
         </w:tc>
       </w:tr>
       <w:tr>
+        <w:trPr>
+          <w:cantSplit/>
+        </w:trPr>
         <w:tc>
           <w:tcPr>
             <w:tcW w:type="dxa" w:w="1814"/>
@@ -5711,6 +5915,9 @@
         </w:tc>
       </w:tr>
       <w:tr>
+        <w:trPr>
+          <w:cantSplit/>
+        </w:trPr>
         <w:tc>
           <w:tcPr>
             <w:tcW w:type="dxa" w:w="1814"/>
@@ -5809,6 +6016,9 @@
         </w:tc>
       </w:tr>
       <w:tr>
+        <w:trPr>
+          <w:cantSplit/>
+        </w:trPr>
         <w:tc>
           <w:tcPr>
             <w:tcW w:type="dxa" w:w="1814"/>
@@ -5907,6 +6117,9 @@
         </w:tc>
       </w:tr>
       <w:tr>
+        <w:trPr>
+          <w:cantSplit/>
+        </w:trPr>
         <w:tc>
           <w:tcPr>
             <w:tcW w:type="dxa" w:w="1814"/>
@@ -6005,6 +6218,9 @@
         </w:tc>
       </w:tr>
       <w:tr>
+        <w:trPr>
+          <w:cantSplit/>
+        </w:trPr>
         <w:tc>
           <w:tcPr>
             <w:tcW w:type="dxa" w:w="1814"/>
@@ -6103,6 +6319,9 @@
         </w:tc>
       </w:tr>
       <w:tr>
+        <w:trPr>
+          <w:cantSplit/>
+        </w:trPr>
         <w:tc>
           <w:tcPr>
             <w:tcW w:type="dxa" w:w="1814"/>
@@ -6201,6 +6420,9 @@
         </w:tc>
       </w:tr>
       <w:tr>
+        <w:trPr>
+          <w:cantSplit/>
+        </w:trPr>
         <w:tc>
           <w:tcPr>
             <w:tcW w:type="dxa" w:w="1814"/>
@@ -6299,6 +6521,9 @@
         </w:tc>
       </w:tr>
       <w:tr>
+        <w:trPr>
+          <w:cantSplit/>
+        </w:trPr>
         <w:tc>
           <w:tcPr>
             <w:tcW w:type="dxa" w:w="1814"/>
@@ -6397,6 +6622,9 @@
         </w:tc>
       </w:tr>
       <w:tr>
+        <w:trPr>
+          <w:cantSplit/>
+        </w:trPr>
         <w:tc>
           <w:tcPr>
             <w:tcW w:type="dxa" w:w="1814"/>
@@ -6495,6 +6723,9 @@
         </w:tc>
       </w:tr>
       <w:tr>
+        <w:trPr>
+          <w:cantSplit/>
+        </w:trPr>
         <w:tc>
           <w:tcPr>
             <w:tcW w:type="dxa" w:w="1814"/>
@@ -6593,6 +6824,19 @@
         </w:tc>
       </w:tr>
     </w:tbl>
+    <w:p>
+      <w:pPr>
+        <w:spacing w:after="80"/>
+      </w:pPr>
+      <w:r>
+        <w:rPr>
+          <w:b w:val="0"/>
+          <w:i w:val="0"/>
+          <w:color w:val="1A1D21"/>
+          <w:sz w:val="8"/>
+        </w:rPr>
+      </w:r>
+    </w:p>
     <w:p>
       <w:pPr>
         <w:pStyle w:val="Heading3"/>
@@ -6611,12 +6855,12 @@
         <w:tblLayout w:type="fixed"/>
       </w:tblPr>
       <w:tblGrid>
-        <w:gridCol w:w="1662"/>
-        <w:gridCol w:w="1662"/>
-        <w:gridCol w:w="1662"/>
-        <w:gridCol w:w="1662"/>
-        <w:gridCol w:w="1662"/>
-        <w:gridCol w:w="1662"/>
+        <w:gridCol w:w="1814"/>
+        <w:gridCol w:w="1191"/>
+        <w:gridCol w:w="907"/>
+        <w:gridCol w:w="1077"/>
+        <w:gridCol w:w="794"/>
+        <w:gridCol w:w="3629"/>
       </w:tblGrid>
       <w:tr>
         <w:trPr>
@@ -6720,6 +6964,9 @@
         </w:tc>
       </w:tr>
       <w:tr>
+        <w:trPr>
+          <w:cantSplit/>
+        </w:trPr>
         <w:tc>
           <w:tcPr>
             <w:tcW w:type="dxa" w:w="1814"/>
@@ -6818,6 +7065,9 @@
         </w:tc>
       </w:tr>
       <w:tr>
+        <w:trPr>
+          <w:cantSplit/>
+        </w:trPr>
         <w:tc>
           <w:tcPr>
             <w:tcW w:type="dxa" w:w="1814"/>
@@ -6916,6 +7166,9 @@
         </w:tc>
       </w:tr>
       <w:tr>
+        <w:trPr>
+          <w:cantSplit/>
+        </w:trPr>
         <w:tc>
           <w:tcPr>
             <w:tcW w:type="dxa" w:w="1814"/>
@@ -7014,6 +7267,9 @@
         </w:tc>
       </w:tr>
       <w:tr>
+        <w:trPr>
+          <w:cantSplit/>
+        </w:trPr>
         <w:tc>
           <w:tcPr>
             <w:tcW w:type="dxa" w:w="1814"/>
@@ -7112,6 +7368,9 @@
         </w:tc>
       </w:tr>
       <w:tr>
+        <w:trPr>
+          <w:cantSplit/>
+        </w:trPr>
         <w:tc>
           <w:tcPr>
             <w:tcW w:type="dxa" w:w="1814"/>
@@ -7210,6 +7469,9 @@
         </w:tc>
       </w:tr>
       <w:tr>
+        <w:trPr>
+          <w:cantSplit/>
+        </w:trPr>
         <w:tc>
           <w:tcPr>
             <w:tcW w:type="dxa" w:w="1814"/>
@@ -7308,6 +7570,9 @@
         </w:tc>
       </w:tr>
       <w:tr>
+        <w:trPr>
+          <w:cantSplit/>
+        </w:trPr>
         <w:tc>
           <w:tcPr>
             <w:tcW w:type="dxa" w:w="1814"/>
@@ -7406,6 +7671,9 @@
         </w:tc>
       </w:tr>
       <w:tr>
+        <w:trPr>
+          <w:cantSplit/>
+        </w:trPr>
         <w:tc>
           <w:tcPr>
             <w:tcW w:type="dxa" w:w="1814"/>
@@ -7504,6 +7772,9 @@
         </w:tc>
       </w:tr>
       <w:tr>
+        <w:trPr>
+          <w:cantSplit/>
+        </w:trPr>
         <w:tc>
           <w:tcPr>
             <w:tcW w:type="dxa" w:w="1814"/>
@@ -7602,6 +7873,9 @@
         </w:tc>
       </w:tr>
       <w:tr>
+        <w:trPr>
+          <w:cantSplit/>
+        </w:trPr>
         <w:tc>
           <w:tcPr>
             <w:tcW w:type="dxa" w:w="1814"/>
@@ -7700,6 +7974,9 @@
         </w:tc>
       </w:tr>
       <w:tr>
+        <w:trPr>
+          <w:cantSplit/>
+        </w:trPr>
         <w:tc>
           <w:tcPr>
             <w:tcW w:type="dxa" w:w="1814"/>
@@ -7798,6 +8075,9 @@
         </w:tc>
       </w:tr>
       <w:tr>
+        <w:trPr>
+          <w:cantSplit/>
+        </w:trPr>
         <w:tc>
           <w:tcPr>
             <w:tcW w:type="dxa" w:w="1814"/>
@@ -7896,6 +8176,9 @@
         </w:tc>
       </w:tr>
       <w:tr>
+        <w:trPr>
+          <w:cantSplit/>
+        </w:trPr>
         <w:tc>
           <w:tcPr>
             <w:tcW w:type="dxa" w:w="1814"/>
@@ -7994,6 +8277,9 @@
         </w:tc>
       </w:tr>
       <w:tr>
+        <w:trPr>
+          <w:cantSplit/>
+        </w:trPr>
         <w:tc>
           <w:tcPr>
             <w:tcW w:type="dxa" w:w="1814"/>
@@ -8092,6 +8378,19 @@
         </w:tc>
       </w:tr>
     </w:tbl>
+    <w:p>
+      <w:pPr>
+        <w:spacing w:after="80"/>
+      </w:pPr>
+      <w:r>
+        <w:rPr>
+          <w:b w:val="0"/>
+          <w:i w:val="0"/>
+          <w:color w:val="1A1D21"/>
+          <w:sz w:val="8"/>
+        </w:rPr>
+      </w:r>
+    </w:p>
     <w:p>
       <w:pPr>
         <w:pStyle w:val="Heading3"/>
@@ -8110,12 +8409,12 @@
         <w:tblLayout w:type="fixed"/>
       </w:tblPr>
       <w:tblGrid>
-        <w:gridCol w:w="1662"/>
-        <w:gridCol w:w="1662"/>
-        <w:gridCol w:w="1662"/>
-        <w:gridCol w:w="1662"/>
-        <w:gridCol w:w="1662"/>
-        <w:gridCol w:w="1662"/>
+        <w:gridCol w:w="1814"/>
+        <w:gridCol w:w="1191"/>
+        <w:gridCol w:w="907"/>
+        <w:gridCol w:w="1077"/>
+        <w:gridCol w:w="794"/>
+        <w:gridCol w:w="3629"/>
       </w:tblGrid>
       <w:tr>
         <w:trPr>
@@ -8219,6 +8518,9 @@
         </w:tc>
       </w:tr>
       <w:tr>
+        <w:trPr>
+          <w:cantSplit/>
+        </w:trPr>
         <w:tc>
           <w:tcPr>
             <w:tcW w:type="dxa" w:w="1814"/>
@@ -8317,6 +8619,9 @@
         </w:tc>
       </w:tr>
       <w:tr>
+        <w:trPr>
+          <w:cantSplit/>
+        </w:trPr>
         <w:tc>
           <w:tcPr>
             <w:tcW w:type="dxa" w:w="1814"/>
@@ -8415,6 +8720,19 @@
         </w:tc>
       </w:tr>
     </w:tbl>
+    <w:p>
+      <w:pPr>
+        <w:spacing w:after="80"/>
+      </w:pPr>
+      <w:r>
+        <w:rPr>
+          <w:b w:val="0"/>
+          <w:i w:val="0"/>
+          <w:color w:val="1A1D21"/>
+          <w:sz w:val="8"/>
+        </w:rPr>
+      </w:r>
+    </w:p>
     <w:p>
       <w:pPr>
         <w:pStyle w:val="Heading1"/>
@@ -8433,9 +8751,9 @@
         <w:tblLayout w:type="fixed"/>
       </w:tblPr>
       <w:tblGrid>
-        <w:gridCol w:w="3324"/>
-        <w:gridCol w:w="3324"/>
-        <w:gridCol w:w="3324"/>
+        <w:gridCol w:w="1928"/>
+        <w:gridCol w:w="3742"/>
+        <w:gridCol w:w="3629"/>
       </w:tblGrid>
       <w:tr>
         <w:trPr>
@@ -8491,6 +8809,9 @@
         </w:tc>
       </w:tr>
       <w:tr>
+        <w:trPr>
+          <w:cantSplit/>
+        </w:trPr>
         <w:tc>
           <w:tcPr>
             <w:tcW w:type="dxa" w:w="1928"/>
@@ -8538,6 +8859,9 @@
         </w:tc>
       </w:tr>
       <w:tr>
+        <w:trPr>
+          <w:cantSplit/>
+        </w:trPr>
         <w:tc>
           <w:tcPr>
             <w:tcW w:type="dxa" w:w="1928"/>
@@ -8585,6 +8909,9 @@
         </w:tc>
       </w:tr>
       <w:tr>
+        <w:trPr>
+          <w:cantSplit/>
+        </w:trPr>
         <w:tc>
           <w:tcPr>
             <w:tcW w:type="dxa" w:w="1928"/>
@@ -8632,6 +8959,9 @@
         </w:tc>
       </w:tr>
       <w:tr>
+        <w:trPr>
+          <w:cantSplit/>
+        </w:trPr>
         <w:tc>
           <w:tcPr>
             <w:tcW w:type="dxa" w:w="1928"/>
@@ -8679,6 +9009,9 @@
         </w:tc>
       </w:tr>
       <w:tr>
+        <w:trPr>
+          <w:cantSplit/>
+        </w:trPr>
         <w:tc>
           <w:tcPr>
             <w:tcW w:type="dxa" w:w="1928"/>
@@ -8726,6 +9059,9 @@
         </w:tc>
       </w:tr>
       <w:tr>
+        <w:trPr>
+          <w:cantSplit/>
+        </w:trPr>
         <w:tc>
           <w:tcPr>
             <w:tcW w:type="dxa" w:w="1928"/>
@@ -8773,6 +9109,19 @@
         </w:tc>
       </w:tr>
     </w:tbl>
+    <w:p>
+      <w:pPr>
+        <w:spacing w:after="80"/>
+      </w:pPr>
+      <w:r>
+        <w:rPr>
+          <w:b w:val="0"/>
+          <w:i w:val="0"/>
+          <w:color w:val="1A1D21"/>
+          <w:sz w:val="8"/>
+        </w:rPr>
+      </w:r>
+    </w:p>
     <w:p>
       <w:pPr>
         <w:pStyle w:val="Heading1"/>
@@ -8791,8 +9140,8 @@
         <w:tblLayout w:type="fixed"/>
       </w:tblPr>
       <w:tblGrid>
-        <w:gridCol w:w="4986"/>
-        <w:gridCol w:w="4986"/>
+        <w:gridCol w:w="3175"/>
+        <w:gridCol w:w="6124"/>
       </w:tblGrid>
       <w:tr>
         <w:trPr>
@@ -8832,6 +9181,9 @@
         </w:tc>
       </w:tr>
       <w:tr>
+        <w:trPr>
+          <w:cantSplit/>
+        </w:trPr>
         <w:tc>
           <w:tcPr>
             <w:tcW w:type="dxa" w:w="3175"/>
@@ -8864,6 +9216,9 @@
         </w:tc>
       </w:tr>
       <w:tr>
+        <w:trPr>
+          <w:cantSplit/>
+        </w:trPr>
         <w:tc>
           <w:tcPr>
             <w:tcW w:type="dxa" w:w="3175"/>
@@ -8896,6 +9251,9 @@
         </w:tc>
       </w:tr>
       <w:tr>
+        <w:trPr>
+          <w:cantSplit/>
+        </w:trPr>
         <w:tc>
           <w:tcPr>
             <w:tcW w:type="dxa" w:w="3175"/>
@@ -8928,6 +9286,9 @@
         </w:tc>
       </w:tr>
       <w:tr>
+        <w:trPr>
+          <w:cantSplit/>
+        </w:trPr>
         <w:tc>
           <w:tcPr>
             <w:tcW w:type="dxa" w:w="3175"/>
@@ -8960,6 +9321,9 @@
         </w:tc>
       </w:tr>
       <w:tr>
+        <w:trPr>
+          <w:cantSplit/>
+        </w:trPr>
         <w:tc>
           <w:tcPr>
             <w:tcW w:type="dxa" w:w="3175"/>
@@ -8992,6 +9356,19 @@
         </w:tc>
       </w:tr>
     </w:tbl>
+    <w:p>
+      <w:pPr>
+        <w:spacing w:after="80"/>
+      </w:pPr>
+      <w:r>
+        <w:rPr>
+          <w:b w:val="0"/>
+          <w:i w:val="0"/>
+          <w:color w:val="1A1D21"/>
+          <w:sz w:val="8"/>
+        </w:rPr>
+      </w:r>
+    </w:p>
     <w:p>
       <w:pPr>
         <w:pStyle w:val="Heading1"/>
@@ -9010,10 +9387,10 @@
         <w:tblLayout w:type="fixed"/>
       </w:tblPr>
       <w:tblGrid>
-        <w:gridCol w:w="2493"/>
-        <w:gridCol w:w="2493"/>
-        <w:gridCol w:w="2493"/>
-        <w:gridCol w:w="2493"/>
+        <w:gridCol w:w="2041"/>
+        <w:gridCol w:w="2608"/>
+        <w:gridCol w:w="2608"/>
+        <w:gridCol w:w="2041"/>
       </w:tblGrid>
       <w:tr>
         <w:trPr>
@@ -9085,6 +9462,9 @@
         </w:tc>
       </w:tr>
       <w:tr>
+        <w:trPr>
+          <w:cantSplit/>
+        </w:trPr>
         <w:tc>
           <w:tcPr>
             <w:tcW w:type="dxa" w:w="2041"/>
@@ -9147,6 +9527,9 @@
         </w:tc>
       </w:tr>
       <w:tr>
+        <w:trPr>
+          <w:cantSplit/>
+        </w:trPr>
         <w:tc>
           <w:tcPr>
             <w:tcW w:type="dxa" w:w="2041"/>
@@ -9209,6 +9592,9 @@
         </w:tc>
       </w:tr>
       <w:tr>
+        <w:trPr>
+          <w:cantSplit/>
+        </w:trPr>
         <w:tc>
           <w:tcPr>
             <w:tcW w:type="dxa" w:w="2041"/>
@@ -9271,6 +9657,9 @@
         </w:tc>
       </w:tr>
       <w:tr>
+        <w:trPr>
+          <w:cantSplit/>
+        </w:trPr>
         <w:tc>
           <w:tcPr>
             <w:tcW w:type="dxa" w:w="2041"/>
@@ -9333,6 +9722,19 @@
         </w:tc>
       </w:tr>
     </w:tbl>
+    <w:p>
+      <w:pPr>
+        <w:spacing w:after="80"/>
+      </w:pPr>
+      <w:r>
+        <w:rPr>
+          <w:b w:val="0"/>
+          <w:i w:val="0"/>
+          <w:color w:val="1A1D21"/>
+          <w:sz w:val="8"/>
+        </w:rPr>
+      </w:r>
+    </w:p>
     <w:p>
       <w:pPr>
         <w:pStyle w:val="Heading1"/>
@@ -9351,8 +9753,8 @@
         <w:tblLayout w:type="fixed"/>
       </w:tblPr>
       <w:tblGrid>
-        <w:gridCol w:w="4986"/>
-        <w:gridCol w:w="4986"/>
+        <w:gridCol w:w="2268"/>
+        <w:gridCol w:w="7031"/>
       </w:tblGrid>
       <w:tr>
         <w:trPr>
@@ -9392,6 +9794,9 @@
         </w:tc>
       </w:tr>
       <w:tr>
+        <w:trPr>
+          <w:cantSplit/>
+        </w:trPr>
         <w:tc>
           <w:tcPr>
             <w:tcW w:type="dxa" w:w="2268"/>
@@ -9403,7 +9808,7 @@
                 <w:color w:val="1A1D21"/>
                 <w:sz w:val="17"/>
               </w:rPr>
-              <w:t>Fy2025 Results Release</w:t>
+              <w:t>Cash Flow Statement Detail</w:t>
             </w:r>
           </w:p>
         </w:tc>
@@ -9418,12 +9823,15 @@
                 <w:color w:val="1A1D21"/>
                 <w:sz w:val="17"/>
               </w:rPr>
-              <w:t>PHD has published FY2025 consolidated statements but NO FY2025 full-year results release. The release is where units sold, new sales, deliveries and construction spend are disclosed, so FY2025 has audited financials and NO operating drivers. Closed by: the FY2025 release, or the company confirming the figures directly.</w:t>
+              <w:t>The FY2025 cash-flow statement is published in its three totals only (operating EGP 1,424.2mn, investing EGP -4,031.7mn, financing EGP 5,628.8mn); no line-by-line statement is posted. Working capital on the two audited balance sheets rose EGP 20,084.7mn in 2025 while net profit plus depreciation less operating cash implies a rise of EGP 3,146.2mn — a wedge of EGP 16,938.5mn, 46.8% of revenue, which CANNOT be decomposed from what is disclosed and is therefore not decomposed. It is why the projection is published in two framings rather than one. Closed by: the full FY2025 cash-flow statement.</w:t>
             </w:r>
           </w:p>
         </w:tc>
       </w:tr>
       <w:tr>
+        <w:trPr>
+          <w:cantSplit/>
+        </w:trPr>
         <w:tc>
           <w:tcPr>
             <w:tcW w:type="dxa" w:w="2268"/>
@@ -9435,7 +9843,7 @@
                 <w:color w:val="1A1D21"/>
                 <w:sz w:val="17"/>
               </w:rPr>
-              <w:t>H1 2026 Results</w:t>
+              <w:t>Fy2025 Results Release</w:t>
             </w:r>
           </w:p>
         </w:tc>
@@ -9450,12 +9858,15 @@
                 <w:color w:val="1A1D21"/>
                 <w:sz w:val="17"/>
               </w:rPr>
-              <w:t>As at this build date (30-Aug-2026) no 2Q/H1-2026 statements or release are posted to the result centre; the newest disclosure of any kind is 1Q2026 (posted 25-Jun-2026). The study's information set therefore ends at 1Q2026. Closed by: the H1-2026 filing.</w:t>
+              <w:t>PHD has published FY2025 consolidated statements but NO FY2025 full-year results release. The release is where units sold, new sales, deliveries and construction spend are disclosed, so FY2025 has audited financials and NO operating drivers. Closed by: the FY2025 release, or the company confirming the figures directly.</w:t>
             </w:r>
           </w:p>
         </w:tc>
       </w:tr>
       <w:tr>
+        <w:trPr>
+          <w:cantSplit/>
+        </w:trPr>
         <w:tc>
           <w:tcPr>
             <w:tcW w:type="dxa" w:w="2268"/>
@@ -9467,7 +9878,7 @@
                 <w:color w:val="1A1D21"/>
                 <w:sz w:val="17"/>
               </w:rPr>
-              <w:t>Securitisation Pricing</w:t>
+              <w:t>H1 2026 Results</w:t>
             </w:r>
           </w:p>
         </w:tc>
@@ -9482,12 +9893,15 @@
                 <w:color w:val="1A1D21"/>
                 <w:sz w:val="17"/>
               </w:rPr>
-              <w:t>The EGP 2.015bn securitisation of 4-Feb-2026 discloses tranche sizes, tenors and national-scale ratings but NO coupon on any tranche, so the company's own marginal cost of debt cannot be read. Closed by: the offering circular or a disclosed coupon.</w:t>
+              <w:t>As at this build date (30-Aug-2026) no 2Q/H1-2026 statements or release are posted to the result centre; the newest disclosure of any kind is 1Q2026 (posted 25-Jun-2026). The study's information set therefore ends at 1Q2026. Closed by: the H1-2026 filing.</w:t>
             </w:r>
           </w:p>
         </w:tc>
       </w:tr>
       <w:tr>
+        <w:trPr>
+          <w:cantSplit/>
+        </w:trPr>
         <w:tc>
           <w:tcPr>
             <w:tcW w:type="dxa" w:w="2268"/>
@@ -9499,7 +9913,7 @@
                 <w:color w:val="1A1D21"/>
                 <w:sz w:val="17"/>
               </w:rPr>
-              <w:t>Per Project Pricing</w:t>
+              <w:t>Securitisation Pricing</w:t>
             </w:r>
           </w:p>
         </w:tc>
@@ -9514,12 +9928,50 @@
                 <w:color w:val="1A1D21"/>
                 <w:sz w:val="17"/>
               </w:rPr>
-              <w:t>The company does not disclose per-project unit mix, average unit area, price per square metre or construction cost per square metre. The 11-Jun-2026 edition carried a full per-project table of those figures; they are NOT sourced to any company document. This study does not reuse them. Closed by: an investor presentation or project-level disclosure carrying unit economics.</w:t>
+              <w:t>The EGP 2.015bn securitisation of 4-Feb-2026 discloses tranche sizes, tenors and national-scale ratings but NO coupon on any tranche, so the company's own marginal cost of debt cannot be read. Closed by: the offering circular or a disclosed coupon.</w:t>
             </w:r>
           </w:p>
         </w:tc>
       </w:tr>
       <w:tr>
+        <w:trPr>
+          <w:cantSplit/>
+        </w:trPr>
+        <w:tc>
+          <w:tcPr>
+            <w:tcW w:type="dxa" w:w="2268"/>
+          </w:tcPr>
+          <w:p>
+            <w:r/>
+            <w:r>
+              <w:rPr>
+                <w:color w:val="1A1D21"/>
+                <w:sz w:val="17"/>
+              </w:rPr>
+              <w:t>Per Project Pricing</w:t>
+            </w:r>
+          </w:p>
+        </w:tc>
+        <w:tc>
+          <w:tcPr>
+            <w:tcW w:type="dxa" w:w="7030"/>
+          </w:tcPr>
+          <w:p>
+            <w:r/>
+            <w:r>
+              <w:rPr>
+                <w:color w:val="1A1D21"/>
+                <w:sz w:val="17"/>
+              </w:rPr>
+              <w:t>The company does not disclose per-project unit mix, average unit area, price per square metre or construction cost per square metre. The 11-Jun-2026 edition carried a full per-project table of those figures; they are NOT sourced to any company document. This study does not reuse them. Closed by: an investor presentation or project-level disclosure carrying unit economics.</w:t>
+            </w:r>
+          </w:p>
+        </w:tc>
+      </w:tr>
+      <w:tr>
+        <w:trPr>
+          <w:cantSplit/>
+        </w:trPr>
         <w:tc>
           <w:tcPr>
             <w:tcW w:type="dxa" w:w="2268"/>
@@ -9552,6 +10004,19 @@
         </w:tc>
       </w:tr>
     </w:tbl>
+    <w:p>
+      <w:pPr>
+        <w:spacing w:after="80"/>
+      </w:pPr>
+      <w:r>
+        <w:rPr>
+          <w:b w:val="0"/>
+          <w:i w:val="0"/>
+          <w:color w:val="1A1D21"/>
+          <w:sz w:val="8"/>
+        </w:rPr>
+      </w:r>
+    </w:p>
     <w:sectPr>
       <w:pgSz w:w="12240" w:h="15840"/>
       <w:pgMar w:top="1134" w:right="1134" w:bottom="1134" w:left="1134" w:header="720" w:footer="720" w:gutter="0"/>
